--- a/research/claim-architecture-transition/published/claim-architecture-transition-v1.1.docx
+++ b/research/claim-architecture-transition/published/claim-architecture-transition-v1.1.docx
@@ -52,6 +52,19 @@
           <w:sz w:val="20"/>
         </w:rPr>
         <w:t>TA-TR-2026-14 · Working Paper v1.1 · 21 September 2026</w:t>
+      </w:r>
+    </w:p>
+    <w:p>
+      <w:pPr>
+        <w:jc w:val="center"/>
+      </w:pPr>
+      <w:r>
+        <w:rPr>
+          <w:rFonts w:ascii="Liberation Serif" w:hAnsi="Liberation Serif" w:eastAsia="Liberation Serif"/>
+          <w:color w:val="5A5A5A"/>
+          <w:sz w:val="18"/>
+        </w:rPr>
+        <w:t>DOI: 10.5281/zenodo.22871209</w:t>
       </w:r>
     </w:p>
     <w:p>
